--- a/отчет лаба 3.docx
+++ b/отчет лаба 3.docx
@@ -718,6 +718,9 @@
         </w:rPr>
       </w:pPr>
       <w:r>
+        <w:rPr>
+          <w:noProof/>
+        </w:rPr>
         <w:drawing>
           <wp:inline distT="0" distB="0" distL="0" distR="0" wp14:anchorId="11CEF58D" wp14:editId="6B17A95F">
             <wp:extent cx="2069964" cy="1033228"/>
@@ -777,6 +780,9 @@
         <w:jc w:val="center"/>
       </w:pPr>
       <w:r>
+        <w:rPr>
+          <w:noProof/>
+        </w:rPr>
         <w:drawing>
           <wp:inline distT="0" distB="0" distL="0" distR="0" wp14:anchorId="11FF25C5" wp14:editId="45348C71">
             <wp:extent cx="1938803" cy="1041621"/>
@@ -830,6 +836,9 @@
         <w:jc w:val="center"/>
       </w:pPr>
       <w:r>
+        <w:rPr>
+          <w:noProof/>
+        </w:rPr>
         <w:drawing>
           <wp:inline distT="0" distB="0" distL="0" distR="0" wp14:anchorId="45B82E4F" wp14:editId="577B4BA7">
             <wp:extent cx="1772753" cy="1089328"/>
@@ -886,31 +895,7 @@
           <w:sz w:val="28"/>
           <w:szCs w:val="28"/>
         </w:rPr>
-        <w:t>У</w:t>
-      </w:r>
-      <w:r>
-        <w:rPr>
-          <w:rFonts w:ascii="Times New Roman" w:hAnsi="Times New Roman" w:cs="Times New Roman"/>
-          <w:sz w:val="28"/>
-          <w:szCs w:val="28"/>
-        </w:rPr>
-        <w:t>зл</w:t>
-      </w:r>
-      <w:r>
-        <w:rPr>
-          <w:rFonts w:ascii="Times New Roman" w:hAnsi="Times New Roman" w:cs="Times New Roman"/>
-          <w:sz w:val="28"/>
-          <w:szCs w:val="28"/>
-        </w:rPr>
-        <w:t>ы</w:t>
-      </w:r>
-      <w:r>
-        <w:rPr>
-          <w:rFonts w:ascii="Times New Roman" w:hAnsi="Times New Roman" w:cs="Times New Roman"/>
-          <w:sz w:val="28"/>
-          <w:szCs w:val="28"/>
-        </w:rPr>
-        <w:t xml:space="preserve"> в </w:t>
+        <w:t xml:space="preserve">Узлы в </w:t>
       </w:r>
       <w:r>
         <w:rPr>
@@ -932,6 +917,9 @@
         </w:rPr>
       </w:pPr>
       <w:r>
+        <w:rPr>
+          <w:noProof/>
+        </w:rPr>
         <w:drawing>
           <wp:inline distT="0" distB="0" distL="0" distR="0" wp14:anchorId="26B51504" wp14:editId="7EEC9484">
             <wp:extent cx="5670080" cy="365152"/>
@@ -1007,18 +995,24 @@
           <w:sz w:val="28"/>
           <w:szCs w:val="28"/>
         </w:rPr>
-        <w:t xml:space="preserve">соединение в </w:t>
-      </w:r>
-      <w:proofErr w:type="spellStart"/>
-      <w:r>
-        <w:rPr>
-          <w:rFonts w:ascii="Times New Roman" w:hAnsi="Times New Roman" w:cs="Times New Roman"/>
-          <w:sz w:val="28"/>
-          <w:szCs w:val="28"/>
-        </w:rPr>
-        <w:t>косноли</w:t>
-      </w:r>
-      <w:proofErr w:type="spellEnd"/>
+        <w:t>соединение в ко</w:t>
+      </w:r>
+      <w:r>
+        <w:rPr>
+          <w:rFonts w:ascii="Times New Roman" w:hAnsi="Times New Roman" w:cs="Times New Roman"/>
+          <w:sz w:val="28"/>
+          <w:szCs w:val="28"/>
+        </w:rPr>
+        <w:t>нс</w:t>
+      </w:r>
+      <w:r>
+        <w:rPr>
+          <w:rFonts w:ascii="Times New Roman" w:hAnsi="Times New Roman" w:cs="Times New Roman"/>
+          <w:sz w:val="28"/>
+          <w:szCs w:val="28"/>
+        </w:rPr>
+        <w:t>оли</w:t>
+      </w:r>
     </w:p>
     <w:p>
       <w:pPr>
@@ -1027,6 +1021,9 @@
         <w:jc w:val="center"/>
       </w:pPr>
       <w:r>
+        <w:rPr>
+          <w:noProof/>
+        </w:rPr>
         <w:drawing>
           <wp:inline distT="0" distB="0" distL="0" distR="0" wp14:anchorId="501A139F" wp14:editId="136FAB75">
             <wp:extent cx="4020111" cy="819264"/>
@@ -1113,6 +1110,9 @@
         <w:jc w:val="center"/>
       </w:pPr>
       <w:r>
+        <w:rPr>
+          <w:noProof/>
+        </w:rPr>
         <w:drawing>
           <wp:inline distT="0" distB="0" distL="0" distR="0" wp14:anchorId="19526C2F" wp14:editId="2D841455">
             <wp:extent cx="5940425" cy="247015"/>
@@ -1185,6 +1185,7 @@
       </w:pPr>
       <w:r>
         <w:rPr>
+          <w:noProof/>
           <w:lang w:val="en-US"/>
         </w:rPr>
         <w:drawing>
@@ -1232,6 +1233,7 @@
       </w:pPr>
       <w:r>
         <w:rPr>
+          <w:noProof/>
           <w:lang w:val="en-US"/>
         </w:rPr>
         <w:drawing>
@@ -1309,13 +1311,19 @@
         <w:pStyle w:val="ac"/>
         <w:ind w:firstLine="0"/>
         <w:jc w:val="center"/>
-      </w:pPr>
-      <w:r>
+        <w:rPr>
+          <w:lang w:val="en-US"/>
+        </w:rPr>
+      </w:pPr>
+      <w:r>
+        <w:rPr>
+          <w:lang w:val="en-US"/>
+        </w:rPr>
         <w:drawing>
-          <wp:inline distT="0" distB="0" distL="0" distR="0" wp14:anchorId="1D6B35A8" wp14:editId="42DBAEC4">
-            <wp:extent cx="5773447" cy="923925"/>
-            <wp:effectExtent l="0" t="0" r="0" b="0"/>
-            <wp:docPr id="325837063" name="Рисунок 1"/>
+          <wp:inline distT="0" distB="0" distL="0" distR="0" wp14:anchorId="4B40453C" wp14:editId="0DB37E4B">
+            <wp:extent cx="6281605" cy="222637"/>
+            <wp:effectExtent l="0" t="0" r="0" b="6350"/>
+            <wp:docPr id="756483098" name="Рисунок 1"/>
             <wp:cNvGraphicFramePr>
               <a:graphicFrameLocks xmlns:a="http://schemas.openxmlformats.org/drawingml/2006/main" noChangeAspect="1"/>
             </wp:cNvGraphicFramePr>
@@ -1323,32 +1331,23 @@
               <a:graphicData uri="http://schemas.openxmlformats.org/drawingml/2006/picture">
                 <pic:pic xmlns:pic="http://schemas.openxmlformats.org/drawingml/2006/picture">
                   <pic:nvPicPr>
-                    <pic:cNvPr id="325837063" name=""/>
+                    <pic:cNvPr id="756483098" name=""/>
                     <pic:cNvPicPr/>
                   </pic:nvPicPr>
-                  <pic:blipFill rotWithShape="1">
+                  <pic:blipFill>
                     <a:blip r:embed="rId12"/>
-                    <a:srcRect l="2811"/>
                     <a:stretch>
                       <a:fillRect/>
                     </a:stretch>
                   </pic:blipFill>
-                  <pic:spPr bwMode="auto">
+                  <pic:spPr>
                     <a:xfrm>
                       <a:off x="0" y="0"/>
-                      <a:ext cx="5773447" cy="923925"/>
+                      <a:ext cx="6425241" cy="227728"/>
                     </a:xfrm>
                     <a:prstGeom prst="rect">
                       <a:avLst/>
                     </a:prstGeom>
-                    <a:ln>
-                      <a:noFill/>
-                    </a:ln>
-                    <a:extLst>
-                      <a:ext uri="{53640926-AAD7-44D8-BBD7-CCE9431645EC}">
-                        <a14:shadowObscured xmlns:a14="http://schemas.microsoft.com/office/drawing/2010/main"/>
-                      </a:ext>
-                    </a:extLst>
                   </pic:spPr>
                 </pic:pic>
               </a:graphicData>
@@ -1388,6 +1387,9 @@
         <w:jc w:val="center"/>
       </w:pPr>
       <w:r>
+        <w:rPr>
+          <w:noProof/>
+        </w:rPr>
         <w:drawing>
           <wp:inline distT="0" distB="0" distL="0" distR="0" wp14:anchorId="45AA0A02" wp14:editId="274EC007">
             <wp:extent cx="4020111" cy="514422"/>
@@ -1427,10 +1429,104 @@
     </w:p>
     <w:p>
       <w:pPr>
+        <w:rPr>
+          <w:rFonts w:ascii="Times New Roman" w:hAnsi="Times New Roman" w:cs="Times New Roman"/>
+          <w:sz w:val="28"/>
+          <w:szCs w:val="28"/>
+        </w:rPr>
+      </w:pPr>
+      <w:r>
+        <w:rPr>
+          <w:rFonts w:ascii="Times New Roman" w:hAnsi="Times New Roman" w:cs="Times New Roman"/>
+          <w:sz w:val="28"/>
+          <w:szCs w:val="28"/>
+        </w:rPr>
+        <w:t>Грубое о</w:t>
+      </w:r>
+      <w:r>
+        <w:rPr>
+          <w:rFonts w:ascii="Times New Roman" w:hAnsi="Times New Roman" w:cs="Times New Roman"/>
+          <w:sz w:val="28"/>
+          <w:szCs w:val="28"/>
+        </w:rPr>
+        <w:t>тключение узл</w:t>
+      </w:r>
+      <w:r>
+        <w:rPr>
+          <w:rFonts w:ascii="Times New Roman" w:hAnsi="Times New Roman" w:cs="Times New Roman"/>
+          <w:sz w:val="28"/>
+          <w:szCs w:val="28"/>
+        </w:rPr>
+        <w:t>ов</w:t>
+      </w:r>
+      <w:r>
+        <w:rPr>
+          <w:rFonts w:ascii="Times New Roman" w:hAnsi="Times New Roman" w:cs="Times New Roman"/>
+          <w:sz w:val="28"/>
+          <w:szCs w:val="28"/>
+        </w:rPr>
+        <w:t xml:space="preserve"> в </w:t>
+      </w:r>
+      <w:r>
+        <w:rPr>
+          <w:rFonts w:ascii="Times New Roman" w:hAnsi="Times New Roman" w:cs="Times New Roman"/>
+          <w:sz w:val="28"/>
+          <w:szCs w:val="28"/>
+          <w:lang w:val="en-US"/>
+        </w:rPr>
+        <w:t>Wireshark</w:t>
+      </w:r>
+    </w:p>
+    <w:p>
+      <w:pPr>
         <w:pStyle w:val="ac"/>
         <w:ind w:firstLine="0"/>
         <w:jc w:val="center"/>
       </w:pPr>
+      <w:r>
+        <w:drawing>
+          <wp:inline distT="0" distB="0" distL="0" distR="0" wp14:anchorId="25B59488" wp14:editId="1E5CF11A">
+            <wp:extent cx="5940425" cy="298450"/>
+            <wp:effectExtent l="0" t="0" r="3175" b="6350"/>
+            <wp:docPr id="1812606482" name="Рисунок 1"/>
+            <wp:cNvGraphicFramePr>
+              <a:graphicFrameLocks xmlns:a="http://schemas.openxmlformats.org/drawingml/2006/main" noChangeAspect="1"/>
+            </wp:cNvGraphicFramePr>
+            <a:graphic xmlns:a="http://schemas.openxmlformats.org/drawingml/2006/main">
+              <a:graphicData uri="http://schemas.openxmlformats.org/drawingml/2006/picture">
+                <pic:pic xmlns:pic="http://schemas.openxmlformats.org/drawingml/2006/picture">
+                  <pic:nvPicPr>
+                    <pic:cNvPr id="1812606482" name=""/>
+                    <pic:cNvPicPr/>
+                  </pic:nvPicPr>
+                  <pic:blipFill>
+                    <a:blip r:embed="rId14"/>
+                    <a:stretch>
+                      <a:fillRect/>
+                    </a:stretch>
+                  </pic:blipFill>
+                  <pic:spPr>
+                    <a:xfrm>
+                      <a:off x="0" y="0"/>
+                      <a:ext cx="5940425" cy="298450"/>
+                    </a:xfrm>
+                    <a:prstGeom prst="rect">
+                      <a:avLst/>
+                    </a:prstGeom>
+                  </pic:spPr>
+                </pic:pic>
+              </a:graphicData>
+            </a:graphic>
+          </wp:inline>
+        </w:drawing>
+      </w:r>
+    </w:p>
+    <w:p>
+      <w:pPr>
+        <w:pStyle w:val="ac"/>
+        <w:ind w:firstLine="0"/>
+        <w:jc w:val="center"/>
+      </w:pPr>
     </w:p>
     <w:p>
       <w:pPr>
@@ -1463,6 +1559,9 @@
         <w:jc w:val="center"/>
       </w:pPr>
       <w:r>
+        <w:rPr>
+          <w:noProof/>
+        </w:rPr>
         <w:drawing>
           <wp:inline distT="0" distB="0" distL="0" distR="0" wp14:anchorId="1A1CAFBE" wp14:editId="598ED7ED">
             <wp:extent cx="4191585" cy="1933845"/>
@@ -1479,7 +1578,7 @@
                     <pic:cNvPicPr/>
                   </pic:nvPicPr>
                   <pic:blipFill>
-                    <a:blip r:embed="rId14"/>
+                    <a:blip r:embed="rId15"/>
                     <a:stretch>
                       <a:fillRect/>
                     </a:stretch>
@@ -2331,6 +2430,7 @@
         <w:ilvl w:val="1"/>
       </w:numPr>
       <w:spacing w:before="0" w:beforeAutospacing="0" w:after="160" w:afterAutospacing="0" w:line="259" w:lineRule="auto"/>
+      <w:ind w:firstLine="680"/>
     </w:pPr>
     <w:rPr>
       <w:rFonts w:eastAsiaTheme="majorEastAsia" w:cstheme="majorBidi"/>
